--- a/KURIKULUM2026_REVISI/022_AUDIT_KELENGKAPAN_KOMPONEN_VS_TEMPLATE_KPT_OBE.docx
+++ b/KURIKULUM2026_REVISI/022_AUDIT_KELENGKAPAN_KOMPONEN_VS_TEMPLATE_KPT_OBE.docx
@@ -7184,7 +7184,7 @@
           <w:color w:val="262626"/>
           <w:sz w:val="21"/>
         </w:rPr>
-        <w:t xml:space="preserve">Catatan angka: Dok. 005 menyatakan komposisi 13 MK FSTI / 36 SKS dan 28 MK Core STI / 79 SKS, sementara Dok. 007 §2 menyatakan 14 MK FSTI / 38 SKS dan 27 MK Core STI / 77 SKS. Total portofolio sama (67 MK / 182 SKS) tetapi </w:t>
+        <w:t xml:space="preserve">Catatan angka: Dok. 005 menyatakan komposisi 13 MK FSTI / 36 SKS dan 28 MK Core STI / 79 SKS, sementara dokumen lain (sebelum Sep 2026) §2 menyatakan 14 MK FSTI / 38 SKS dan 27 MK Core STI / 77 SKS. Total portofolio sama (67 MK / 182 SKS) tetapi </w:t>
       </w:r>
       <w:r>
         <w:rPr>
@@ -7202,6 +7202,62 @@
           <w:sz w:val="21"/>
         </w:rPr>
         <w:t xml:space="preserve"> — inkonsistensi ini harus diselesaikan sebelum naskah final dirakit, karena akan tampak sebagai kontradiksi antar-tabel di mata asesor.</w:t>
+      </w:r>
+    </w:p>
+    <w:p>
+      <w:pPr>
+        <w:spacing w:before="0" w:after="80" w:line="276" w:lineRule="auto"/>
+      </w:pPr>
+      <w:r>
+        <w:rPr>
+          <w:rFonts w:ascii="Calibri" w:hAnsi="Calibri"/>
+          <w:b/>
+          <w:color w:val="262626"/>
+          <w:sz w:val="21"/>
+        </w:rPr>
+        <w:t>✅ RESOLVED:</w:t>
+      </w:r>
+      <w:r>
+        <w:rPr>
+          <w:rFonts w:ascii="Calibri" w:hAnsi="Calibri"/>
+          <w:color w:val="262626"/>
+          <w:sz w:val="21"/>
+        </w:rPr>
+        <w:t xml:space="preserve"> Inkonsistensi telah diselesaikan. Dokumen 005 ditetapkan sebagai ground truth: </w:t>
+      </w:r>
+      <w:r>
+        <w:rPr>
+          <w:rFonts w:ascii="Calibri" w:hAnsi="Calibri"/>
+          <w:b/>
+          <w:color w:val="262626"/>
+          <w:sz w:val="21"/>
+        </w:rPr>
+        <w:t>13 MK FSTI / 36 SKS</w:t>
+      </w:r>
+      <w:r>
+        <w:rPr>
+          <w:rFonts w:ascii="Calibri" w:hAnsi="Calibri"/>
+          <w:color w:val="262626"/>
+          <w:sz w:val="21"/>
+        </w:rPr>
+        <w:t xml:space="preserve"> dan </w:t>
+      </w:r>
+      <w:r>
+        <w:rPr>
+          <w:rFonts w:ascii="Calibri" w:hAnsi="Calibri"/>
+          <w:b/>
+          <w:color w:val="262626"/>
+          <w:sz w:val="21"/>
+        </w:rPr>
+        <w:t>28 MK Core STI / 79 SKS</w:t>
+      </w:r>
+      <w:r>
+        <w:rPr>
+          <w:rFonts w:ascii="Calibri" w:hAnsi="Calibri"/>
+          <w:color w:val="262626"/>
+          <w:sz w:val="21"/>
+        </w:rPr>
+        <w:t>.</w:t>
       </w:r>
     </w:p>
     <w:p>
@@ -7343,7 +7399,7 @@
           <w:color w:val="262626"/>
           <w:sz w:val="21"/>
         </w:rPr>
-        <w:t>Selesaikan inkonsistensi angka SKS</w:t>
+        <w:t>✅ DONE:</w:t>
       </w:r>
       <w:r>
         <w:rPr>
@@ -7351,7 +7407,7 @@
           <w:color w:val="262626"/>
           <w:sz w:val="21"/>
         </w:rPr>
-        <w:t xml:space="preserve"> antara Dok. 005 dan Dok. 007 §2 (13 vs 14 MK FSTI; 28 vs 27 MK Core STI), lalu </w:t>
+        <w:t xml:space="preserve"> Inkonsistensi angka SKS antara Dok. 005 dan Dok. 007 telah diselesaikan (Sep 2026). Ground truth: Dok. 005 (13 MK FSTI / 36 SKS; 28 MK Core STI / 79 SKS). ~~Selesaikan inkonsistensi angka SKS antara Dok. 005 dan Dok. 007~~ §2 (13 vs 14 MK FSTI; 28 vs 27 MK Core STI), lalu </w:t>
       </w:r>
       <w:r>
         <w:rPr>
